--- a/Resume/Rahul_Patel_Backend_Engineer_NorthAmerica_ATS.docx
+++ b/Resume/Rahul_Patel_Backend_Engineer_NorthAmerica_ATS.docx
@@ -42,7 +42,7 @@
         <w:rPr>
           <w:sz w:val="20"/>
         </w:rPr>
-        <w:t xml:space="preserve">Surat, India  |  Indian national - requires work authorization / sponsorship  |  Open to relocation</w:t>
+        <w:t xml:space="preserve">Surat, India  |  Indian national - requires sponsorship  |  Open to relocation</w:t>
       </w:r>
     </w:p>
     <w:p>
@@ -60,7 +60,7 @@
       </w:pPr>
       <w:r>
         <w:rPr/>
-        <w:t xml:space="preserve">Backend engineer with 4.5+ years building and maintaining enterprise .NET applications in C#, ASP.NET Core and ASP.NET MVC. Currently on a large-scale eDiscovery (LegalTech) platform serving US federal agencies, where I redesigned a sequential email-processing job into an event-driven pipeline on AWS SES, EventBridge and SQS - cutting a full run from 7-10 hours to roughly 1-1.5 hours, around 80%. Strong in REST API design, queue-based asynchronous processing, SQL Server and PostgreSQL query and index tuning, and reading and modernizing large legacy codebases. All professional work carried out in English.</w:t>
+        <w:t xml:space="preserve">Backend engineer with 4.5+ years building and maintaining enterprise .NET applications in C#, ASP.NET Core and ASP.NET MVC. My day-to-day work is REST API design, queue-based asynchronous processing on AWS (SES, EventBridge, SQS), Entity Framework / EF Core and LINQ, and query and index tuning on SQL Server and PostgreSQL. I currently work on a large-scale eDiscovery (LegalTech) platform serving US federal agencies, across document and email ingestion, FOIA workflows and the modernization of a large legacy codebase. I am comfortable owning a feature end to end - schema, API, queue consumer and the SQL behind it. All professional work carried out in English.</w:t>
       </w:r>
     </w:p>
     <w:p>
@@ -206,37 +206,172 @@
       </w:pPr>
       <w:r>
         <w:rPr/>
-        <w:t xml:space="preserve">Key Achievements</w:t>
-      </w:r>
-    </w:p>
-    <w:p>
-      <w:pPr>
-        <w:spacing w:after="20"/>
-        <w:ind w:left="284" w:hanging="284"/>
-      </w:pPr>
-      <w:r>
-        <w:rPr/>
-        <w:t xml:space="preserve">• Cut a production email-processing run by around 80% - 7-10 hours down to roughly 1-1.5 hours - on a platform serving US federal agencies.</w:t>
-      </w:r>
-    </w:p>
-    <w:p>
-      <w:pPr>
-        <w:spacing w:after="20"/>
-        <w:ind w:left="284" w:hanging="284"/>
-      </w:pPr>
-      <w:r>
-        <w:rPr/>
-        <w:t xml:space="preserve">• Processed and reported on datasets exceeding 100,000 records in production ERP systems without degrading response times.</w:t>
-      </w:r>
-    </w:p>
-    <w:p>
-      <w:pPr>
-        <w:spacing w:after="20"/>
-        <w:ind w:left="284" w:hanging="284"/>
-      </w:pPr>
-      <w:r>
-        <w:rPr/>
-        <w:t xml:space="preserve">• Integrated three payment gateways across products - Stripe, PayPal and CCAvenue - plus Vonage video, SignalR messaging and Firebase multi-device push signalling.</w:t>
+        <w:t xml:space="preserve">Professional Experience</w:t>
+      </w:r>
+    </w:p>
+    <w:p>
+      <w:pPr>
+        <w:pStyle w:val="Heading2"/>
+      </w:pPr>
+      <w:r>
+        <w:rPr>
+          <w:b/>
+        </w:rPr>
+        <w:t xml:space="preserve">Software Engineer</w:t>
+      </w:r>
+      <w:r>
+        <w:rPr/>
+        <w:t xml:space="preserve">  |  Casepoint  |  Surat, India  |  May 2025 - Present</w:t>
+      </w:r>
+    </w:p>
+    <w:p>
+      <w:pPr>
+        <w:spacing w:after="20"/>
+        <w:ind w:left="284" w:hanging="284"/>
+      </w:pPr>
+      <w:r>
+        <w:rPr/>
+        <w:t xml:space="preserve">• Redesigned the email-processing pipeline from a sequential job into an event-driven flow on AWS SES, EventBridge and SQS with concurrent consumers, reducing a full run from 7-10 hours to approximately 1-1.5 hours - an improvement of around 80%.</w:t>
+      </w:r>
+    </w:p>
+    <w:p>
+      <w:pPr>
+        <w:spacing w:after="20"/>
+        <w:ind w:left="284" w:hanging="284"/>
+      </w:pPr>
+      <w:r>
+        <w:rPr/>
+        <w:t xml:space="preserve">• Build and maintain backend modules for a large-scale eDiscovery (LegalTech) platform used by US federal agencies, using ASP.NET MVC and .NET.</w:t>
+      </w:r>
+    </w:p>
+    <w:p>
+      <w:pPr>
+        <w:spacing w:after="20"/>
+        <w:ind w:left="284" w:hanging="284"/>
+      </w:pPr>
+      <w:r>
+        <w:rPr/>
+        <w:t xml:space="preserve">• Deliver backend features for FOIA workflows and multilingual content processing across document and email ingestion paths.</w:t>
+      </w:r>
+    </w:p>
+    <w:p>
+      <w:pPr>
+        <w:spacing w:after="20"/>
+        <w:ind w:left="284" w:hanging="284"/>
+      </w:pPr>
+      <w:r>
+        <w:rPr/>
+        <w:t xml:space="preserve">• Optimize SQL queries and indexing to remove bottlenecks in high-volume data paths on SQL Server and PostgreSQL.</w:t>
+      </w:r>
+    </w:p>
+    <w:p>
+      <w:pPr>
+        <w:spacing w:after="20"/>
+        <w:ind w:left="284" w:hanging="284"/>
+      </w:pPr>
+      <w:r>
+        <w:rPr/>
+        <w:t xml:space="preserve">• Read, refactor and extend a large legacy codebase as part of ongoing platform modernization - tracing unfamiliar production code to isolate defects and add functionality safely.</w:t>
+      </w:r>
+    </w:p>
+    <w:p>
+      <w:pPr>
+        <w:spacing w:after="20"/>
+        <w:ind w:left="284" w:hanging="284"/>
+      </w:pPr>
+      <w:r>
+        <w:rPr/>
+        <w:t xml:space="preserve">• Work in an Agile (Scrum) team on Azure DevOps - sprint planning, backlog refinement, daily stand-ups and peer code review with product, QA and engineering.</w:t>
+      </w:r>
+    </w:p>
+    <w:p>
+      <w:pPr>
+        <w:pStyle w:val="Heading2"/>
+      </w:pPr>
+      <w:r>
+        <w:rPr>
+          <w:b/>
+        </w:rPr>
+        <w:t xml:space="preserve">Junior .NET Developer</w:t>
+      </w:r>
+      <w:r>
+        <w:rPr/>
+        <w:t xml:space="preserve">  |  Vision Infotech  |  Navsari, India  |  Feb 2024 - Apr 2025</w:t>
+      </w:r>
+    </w:p>
+    <w:p>
+      <w:pPr>
+        <w:spacing w:after="20"/>
+        <w:ind w:left="284" w:hanging="284"/>
+      </w:pPr>
+      <w:r>
+        <w:rPr/>
+        <w:t xml:space="preserve">• Built and enhanced backend features for client .NET applications, and delivered new modules end to end.</w:t>
+      </w:r>
+    </w:p>
+    <w:p>
+      <w:pPr>
+        <w:spacing w:after="20"/>
+        <w:ind w:left="284" w:hanging="284"/>
+      </w:pPr>
+      <w:r>
+        <w:rPr/>
+        <w:t xml:space="preserve">• Gathered requirements directly with clients and internal teams, and delivered the corresponding solutions.</w:t>
+      </w:r>
+    </w:p>
+    <w:p>
+      <w:pPr>
+        <w:spacing w:after="20"/>
+        <w:ind w:left="284" w:hanging="284"/>
+      </w:pPr>
+      <w:r>
+        <w:rPr/>
+        <w:t xml:space="preserve">• Resolved production incidents and carried out database enhancements and query optimization.</w:t>
+      </w:r>
+    </w:p>
+    <w:p>
+      <w:pPr>
+        <w:pStyle w:val="Heading2"/>
+      </w:pPr>
+      <w:r>
+        <w:rPr>
+          <w:b/>
+        </w:rPr>
+        <w:t xml:space="preserve">.NET Developer</w:t>
+      </w:r>
+      <w:r>
+        <w:rPr/>
+        <w:t xml:space="preserve">  |  Zibma Infotech  |  Surat, India  |  Dec 2021 - Jan 2024</w:t>
+      </w:r>
+    </w:p>
+    <w:p>
+      <w:pPr>
+        <w:spacing w:after="20"/>
+        <w:ind w:left="284" w:hanging="284"/>
+      </w:pPr>
+      <w:r>
+        <w:rPr/>
+        <w:t xml:space="preserve">• Built and maintained ERP web applications used by multiple educational institutions, on ASP.NET and .NET Core Web API.</w:t>
+      </w:r>
+    </w:p>
+    <w:p>
+      <w:pPr>
+        <w:spacing w:after="20"/>
+        <w:ind w:left="284" w:hanging="284"/>
+      </w:pPr>
+      <w:r>
+        <w:rPr/>
+        <w:t xml:space="preserve">• Worked with production datasets exceeding 100,000 records while maintaining application response times.</w:t>
+      </w:r>
+    </w:p>
+    <w:p>
+      <w:pPr>
+        <w:spacing w:after="20"/>
+        <w:ind w:left="284" w:hanging="284"/>
+      </w:pPr>
+      <w:r>
+        <w:rPr/>
+        <w:t xml:space="preserve">• Optimized SQL queries and resolved production issues to improve stability and performance.</w:t>
       </w:r>
     </w:p>
     <w:p>
@@ -245,7 +380,7 @@
       </w:pPr>
       <w:r>
         <w:rPr/>
-        <w:t xml:space="preserve">Professional Experience</w:t>
+        <w:t xml:space="preserve">Projects</w:t>
       </w:r>
     </w:p>
     <w:p>
@@ -256,71 +391,41 @@
         <w:rPr>
           <w:b/>
         </w:rPr>
-        <w:t xml:space="preserve">Software Engineer</w:t>
-      </w:r>
-      <w:r>
-        <w:rPr/>
-        <w:t xml:space="preserve">  |  Casepoint LLC  |  Surat, India  |  May 2025 - Present</w:t>
-      </w:r>
-    </w:p>
-    <w:p>
-      <w:pPr>
-        <w:spacing w:after="20"/>
-        <w:ind w:left="284" w:hanging="284"/>
-      </w:pPr>
-      <w:r>
-        <w:rPr/>
-        <w:t xml:space="preserve">• Redesigned the email-processing pipeline from a sequential job into an event-driven flow on AWS SES, EventBridge and SQS with concurrent consumers, reducing a full run from 7-10 hours to approximately 1-1.5 hours - an improvement of around 80%.</w:t>
-      </w:r>
-    </w:p>
-    <w:p>
-      <w:pPr>
-        <w:spacing w:after="20"/>
-        <w:ind w:left="284" w:hanging="284"/>
-      </w:pPr>
-      <w:r>
-        <w:rPr/>
-        <w:t xml:space="preserve">• Build and maintain backend modules for a large-scale eDiscovery (LegalTech) platform used by US federal agencies, using ASP.NET MVC and .NET.</w:t>
-      </w:r>
-    </w:p>
-    <w:p>
-      <w:pPr>
-        <w:spacing w:after="20"/>
-        <w:ind w:left="284" w:hanging="284"/>
-      </w:pPr>
-      <w:r>
-        <w:rPr/>
-        <w:t xml:space="preserve">• Deliver backend features for FOIA workflows and multilingual content processing across document and email ingestion paths.</w:t>
-      </w:r>
-    </w:p>
-    <w:p>
-      <w:pPr>
-        <w:spacing w:after="20"/>
-        <w:ind w:left="284" w:hanging="284"/>
-      </w:pPr>
-      <w:r>
-        <w:rPr/>
-        <w:t xml:space="preserve">• Optimize SQL queries and indexing to remove bottlenecks in high-volume data paths on SQL Server and PostgreSQL.</w:t>
-      </w:r>
-    </w:p>
-    <w:p>
-      <w:pPr>
-        <w:spacing w:after="20"/>
-        <w:ind w:left="284" w:hanging="284"/>
-      </w:pPr>
-      <w:r>
-        <w:rPr/>
-        <w:t xml:space="preserve">• Read, refactor and extend a large legacy codebase as part of ongoing platform modernization - tracing unfamiliar production code to isolate defects and add functionality safely.</w:t>
-      </w:r>
-    </w:p>
-    <w:p>
-      <w:pPr>
-        <w:spacing w:after="20"/>
-        <w:ind w:left="284" w:hanging="284"/>
-      </w:pPr>
-      <w:r>
-        <w:rPr/>
-        <w:t xml:space="preserve">• Work in an Agile (Scrum) team on Azure DevOps - sprint planning, backlog refinement, daily stand-ups and peer code review with product, QA and engineering.</w:t>
+        <w:t xml:space="preserve">VCDoctor - Telehealth Platform</w:t>
+      </w:r>
+      <w:r>
+        <w:rPr/>
+        <w:t xml:space="preserve">  |  Vision Infotech (client project)  |  ASP.NET MVC, SQL Server, SignalR, Firebase, Vonage, Stripe, PayPal</w:t>
+      </w:r>
+    </w:p>
+    <w:p>
+      <w:pPr>
+        <w:spacing w:after="20"/>
+        <w:ind w:left="284" w:hanging="284"/>
+      </w:pPr>
+      <w:r>
+        <w:rPr/>
+        <w:t xml:space="preserve">• Built backend APIs serving both web and mobile clients.</w:t>
+      </w:r>
+    </w:p>
+    <w:p>
+      <w:pPr>
+        <w:spacing w:after="20"/>
+        <w:ind w:left="284" w:hanging="284"/>
+      </w:pPr>
+      <w:r>
+        <w:rPr/>
+        <w:t xml:space="preserve">• Implemented one-to-one real-time messaging with SignalR, and Firebase Cloud Messaging for call notifications and multi-device signalling.</w:t>
+      </w:r>
+    </w:p>
+    <w:p>
+      <w:pPr>
+        <w:spacing w:after="20"/>
+        <w:ind w:left="284" w:hanging="284"/>
+      </w:pPr>
+      <w:r>
+        <w:rPr/>
+        <w:t xml:space="preserve">• Integrated Stripe and PayPal for payments, and Vonage for live video consultations.</w:t>
       </w:r>
     </w:p>
     <w:p>
@@ -331,41 +436,31 @@
         <w:rPr>
           <w:b/>
         </w:rPr>
-        <w:t xml:space="preserve">Junior .NET Developer</w:t>
-      </w:r>
-      <w:r>
-        <w:rPr/>
-        <w:t xml:space="preserve">  |  Vision Infotech  |  Navsari, India  |  Feb 2024 - Apr 2025</w:t>
-      </w:r>
-    </w:p>
-    <w:p>
-      <w:pPr>
-        <w:spacing w:after="20"/>
-        <w:ind w:left="284" w:hanging="284"/>
-      </w:pPr>
-      <w:r>
-        <w:rPr/>
-        <w:t xml:space="preserve">• Developed and enhanced backend features for enterprise .NET applications, and implemented new modules.</w:t>
-      </w:r>
-    </w:p>
-    <w:p>
-      <w:pPr>
-        <w:spacing w:after="20"/>
-        <w:ind w:left="284" w:hanging="284"/>
-      </w:pPr>
-      <w:r>
-        <w:rPr/>
-        <w:t xml:space="preserve">• Gathered requirements directly with clients and internal teams and delivered the corresponding solutions.</w:t>
-      </w:r>
-    </w:p>
-    <w:p>
-      <w:pPr>
-        <w:spacing w:after="20"/>
-        <w:ind w:left="284" w:hanging="284"/>
-      </w:pPr>
-      <w:r>
-        <w:rPr/>
-        <w:t xml:space="preserve">• Resolved production incidents and carried out database enhancements and query optimization.</w:t>
+        <w:t xml:space="preserve">HRMS - Human Resource Management System</w:t>
+      </w:r>
+      <w:r>
+        <w:rPr/>
+        <w:t xml:space="preserve">  |  Vision Infotech  |  .NET Core, Angular, SQL Server</w:t>
+      </w:r>
+    </w:p>
+    <w:p>
+      <w:pPr>
+        <w:spacing w:after="20"/>
+        <w:ind w:left="284" w:hanging="284"/>
+      </w:pPr>
+      <w:r>
+        <w:rPr/>
+        <w:t xml:space="preserve">• Built employee management and payroll functionality.</w:t>
+      </w:r>
+    </w:p>
+    <w:p>
+      <w:pPr>
+        <w:spacing w:after="20"/>
+        <w:ind w:left="284" w:hanging="284"/>
+      </w:pPr>
+      <w:r>
+        <w:rPr/>
+        <w:t xml:space="preserve">• Optimized SQL queries and added pagination to reduce page load times.</w:t>
       </w:r>
     </w:p>
     <w:p>
@@ -376,120 +471,11 @@
         <w:rPr>
           <w:b/>
         </w:rPr>
-        <w:t xml:space="preserve">.NET Developer</w:t>
-      </w:r>
-      <w:r>
-        <w:rPr/>
-        <w:t xml:space="preserve">  |  Zibma Infotech  |  Surat, India  |  Dec 2021 - Jan 2024</w:t>
-      </w:r>
-    </w:p>
-    <w:p>
-      <w:pPr>
-        <w:spacing w:after="20"/>
-        <w:ind w:left="284" w:hanging="284"/>
-      </w:pPr>
-      <w:r>
-        <w:rPr/>
-        <w:t xml:space="preserve">• Built ERP web applications used by multiple educational institutions, on ASP.NET and .NET Core Web API.</w:t>
-      </w:r>
-    </w:p>
-    <w:p>
-      <w:pPr>
-        <w:spacing w:after="20"/>
-        <w:ind w:left="284" w:hanging="284"/>
-      </w:pPr>
-      <w:r>
-        <w:rPr/>
-        <w:t xml:space="preserve">• Processed and managed datasets exceeding 100,000 records while maintaining application performance.</w:t>
-      </w:r>
-    </w:p>
-    <w:p>
-      <w:pPr>
-        <w:spacing w:after="20"/>
-        <w:ind w:left="284" w:hanging="284"/>
-      </w:pPr>
-      <w:r>
-        <w:rPr/>
-        <w:t xml:space="preserve">• Developed role-based reporting modules, and integrated payment gateways (PayPal, CCAvenue) and Google Maps.</w:t>
-      </w:r>
-    </w:p>
-    <w:p>
-      <w:pPr>
-        <w:spacing w:after="20"/>
-        <w:ind w:left="284" w:hanging="284"/>
-      </w:pPr>
-      <w:r>
-        <w:rPr/>
-        <w:t xml:space="preserve">• Optimized SQL queries and resolved production issues to improve stability and performance.</w:t>
-      </w:r>
-    </w:p>
-    <w:p>
-      <w:pPr>
-        <w:pStyle w:val="Heading1"/>
-      </w:pPr>
-      <w:r>
-        <w:rPr/>
-        <w:t xml:space="preserve">Projects</w:t>
-      </w:r>
-    </w:p>
-    <w:p>
-      <w:pPr>
-        <w:pStyle w:val="Heading2"/>
-      </w:pPr>
-      <w:r>
-        <w:rPr>
-          <w:b/>
-        </w:rPr>
-        <w:t xml:space="preserve">VCDoctor - Telehealth Platform</w:t>
-      </w:r>
-      <w:r>
-        <w:rPr/>
-        <w:t xml:space="preserve">  |  ASP.NET MVC, SQL Server, SignalR, Firebase, Vonage</w:t>
-      </w:r>
-    </w:p>
-    <w:p>
-      <w:pPr>
-        <w:spacing w:after="20"/>
-        <w:ind w:left="284" w:hanging="284"/>
-      </w:pPr>
-      <w:r>
-        <w:rPr/>
-        <w:t xml:space="preserve">• Built backend APIs serving both web and mobile clients.</w:t>
-      </w:r>
-    </w:p>
-    <w:p>
-      <w:pPr>
-        <w:spacing w:after="20"/>
-        <w:ind w:left="284" w:hanging="284"/>
-      </w:pPr>
-      <w:r>
-        <w:rPr/>
-        <w:t xml:space="preserve">• Implemented one-to-one real-time messaging with SignalR, and Firebase Cloud Messaging for call notifications and multi-device signalling.</w:t>
-      </w:r>
-    </w:p>
-    <w:p>
-      <w:pPr>
-        <w:spacing w:after="20"/>
-        <w:ind w:left="284" w:hanging="284"/>
-      </w:pPr>
-      <w:r>
-        <w:rPr/>
-        <w:t xml:space="preserve">• Integrated Stripe and PayPal for payments, and Vonage for live video consultations.</w:t>
-      </w:r>
-    </w:p>
-    <w:p>
-      <w:pPr>
-        <w:pStyle w:val="Heading2"/>
-      </w:pPr>
-      <w:r>
-        <w:rPr>
-          <w:b/>
-        </w:rPr>
         <w:t xml:space="preserve">Zibma School ERP - Education Management System</w:t>
       </w:r>
       <w:r>
         <w:rPr/>
-        <w:t xml:space="preserve">  |  ASP.NET, .NET Core Web API, SQL Server, Firebase</w:t>
+        <w:t xml:space="preserve">  |  Zibma Infotech  |  ASP.NET, .NET Core Web API, SQL Server, Firebase</w:t>
       </w:r>
     </w:p>
     <w:p>
@@ -509,7 +495,7 @@
       </w:pPr>
       <w:r>
         <w:rPr/>
-        <w:t xml:space="preserve">• Delivered custom role-based reporting; integrated Google Maps, PayPal and CCAvenue.</w:t>
+        <w:t xml:space="preserve">• Delivered custom role-based reporting, and integrated Google Maps, PayPal and CCAvenue.</w:t>
       </w:r>
     </w:p>
     <w:p>
@@ -520,31 +506,6 @@
       <w:r>
         <w:rPr/>
         <w:t xml:space="preserve">• Implemented Firebase notifications for attendance, fee and announcement events.</w:t>
-      </w:r>
-    </w:p>
-    <w:p>
-      <w:pPr>
-        <w:pStyle w:val="Heading2"/>
-      </w:pPr>
-      <w:r>
-        <w:rPr>
-          <w:b/>
-        </w:rPr>
-        <w:t xml:space="preserve">HRMS - Human Resource Management System</w:t>
-      </w:r>
-      <w:r>
-        <w:rPr/>
-        <w:t xml:space="preserve">  |  .NET Core, Angular, SQL Server</w:t>
-      </w:r>
-    </w:p>
-    <w:p>
-      <w:pPr>
-        <w:spacing w:after="20"/>
-        <w:ind w:left="284" w:hanging="284"/>
-      </w:pPr>
-      <w:r>
-        <w:rPr/>
-        <w:t xml:space="preserve">• Built employee management and payroll functionality; optimized SQL queries and added pagination to reduce page load times.</w:t>
       </w:r>
     </w:p>
     <w:p>
